--- a/libs/templates/template - 1dan.docx
+++ b/libs/templates/template - 1dan.docx
@@ -1,6 +1,6 @@
 
 <file path=word/document.xml><?xml version="1.0" encoding="utf-8"?>
-<w:document xmlns:wpc="http://schemas.microsoft.com/office/word/2010/wordprocessingCanvas" xmlns:cx="http://schemas.microsoft.com/office/drawing/2014/chartex" xmlns:cx1="http://schemas.microsoft.com/office/drawing/2015/9/8/chartex" xmlns:cx2="http://schemas.microsoft.com/office/drawing/2015/10/21/chartex" xmlns:cx3="http://schemas.microsoft.com/office/drawing/2016/5/9/chartex" xmlns:cx4="http://schemas.microsoft.com/office/drawing/2016/5/10/chartex" xmlns:cx5="http://schemas.microsoft.com/office/drawing/2016/5/11/chartex" xmlns:cx6="http://schemas.microsoft.com/office/drawing/2016/5/12/chartex" xmlns:cx7="http://schemas.microsoft.com/office/drawing/2016/5/13/chartex" xmlns:cx8="http://schemas.microsoft.com/office/drawing/2016/5/14/chartex" xmlns:mc="http://schemas.openxmlformats.org/markup-compatibility/2006" xmlns:aink="http://schemas.microsoft.com/office/drawing/2016/ink" xmlns:am3d="http://schemas.microsoft.com/office/drawing/2017/model3d" xmlns:o="urn:schemas-microsoft-com:office:office" xmlns:oel="http://schemas.microsoft.com/office/2019/extlst" xmlns:r="http://schemas.openxmlformats.org/officeDocument/2006/relationships" xmlns:m="http://schemas.openxmlformats.org/officeDocument/2006/math" xmlns:v="urn:schemas-microsoft-com:vml" xmlns:wp14="http://schemas.microsoft.com/office/word/2010/wordprocessingDrawing" xmlns:wp="http://schemas.openxmlformats.org/drawingml/2006/wordprocessingDrawing" xmlns:w10="urn:schemas-microsoft-com:office:word" xmlns:w="http://schemas.openxmlformats.org/wordprocessingml/2006/main" xmlns:w14="http://schemas.microsoft.com/office/word/2010/wordml" xmlns:w15="http://schemas.microsoft.com/office/word/2012/wordml" xmlns:w16cex="http://schemas.microsoft.com/office/word/2018/wordml/cex" xmlns:w16cid="http://schemas.microsoft.com/office/word/2016/wordml/cid" xmlns:w16="http://schemas.microsoft.com/office/word/2018/wordml" xmlns:w16sdtdh="http://schemas.microsoft.com/office/word/2020/wordml/sdtdatahash" xmlns:w16se="http://schemas.microsoft.com/office/word/2015/wordml/symex" xmlns:wpg="http://schemas.microsoft.com/office/word/2010/wordprocessingGroup" xmlns:wpi="http://schemas.microsoft.com/office/word/2010/wordprocessingInk" xmlns:wne="http://schemas.microsoft.com/office/word/2006/wordml" xmlns:wps="http://schemas.microsoft.com/office/word/2010/wordprocessingShape" mc:Ignorable="w14 w15 w16se w16cid w16 w16cex w16sdtdh wp14">
+<w:document xmlns:wpc="http://schemas.microsoft.com/office/word/2010/wordprocessingCanvas" xmlns:cx="http://schemas.microsoft.com/office/drawing/2014/chartex" xmlns:cx1="http://schemas.microsoft.com/office/drawing/2015/9/8/chartex" xmlns:cx2="http://schemas.microsoft.com/office/drawing/2015/10/21/chartex" xmlns:cx3="http://schemas.microsoft.com/office/drawing/2016/5/9/chartex" xmlns:cx4="http://schemas.microsoft.com/office/drawing/2016/5/10/chartex" xmlns:cx5="http://schemas.microsoft.com/office/drawing/2016/5/11/chartex" xmlns:cx6="http://schemas.microsoft.com/office/drawing/2016/5/12/chartex" xmlns:cx7="http://schemas.microsoft.com/office/drawing/2016/5/13/chartex" xmlns:cx8="http://schemas.microsoft.com/office/drawing/2016/5/14/chartex" xmlns:mc="http://schemas.openxmlformats.org/markup-compatibility/2006" xmlns:aink="http://schemas.microsoft.com/office/drawing/2016/ink" xmlns:am3d="http://schemas.microsoft.com/office/drawing/2017/model3d" xmlns:o="urn:schemas-microsoft-com:office:office" xmlns:oel="http://schemas.microsoft.com/office/2019/extlst" xmlns:r="http://schemas.openxmlformats.org/officeDocument/2006/relationships" xmlns:m="http://schemas.openxmlformats.org/officeDocument/2006/math" xmlns:v="urn:schemas-microsoft-com:vml" xmlns:wp14="http://schemas.microsoft.com/office/word/2010/wordprocessingDrawing" xmlns:wp="http://schemas.openxmlformats.org/drawingml/2006/wordprocessingDrawing" xmlns:w10="urn:schemas-microsoft-com:office:word" xmlns:w="http://schemas.openxmlformats.org/wordprocessingml/2006/main" xmlns:w14="http://schemas.microsoft.com/office/word/2010/wordml" xmlns:w15="http://schemas.microsoft.com/office/word/2012/wordml" xmlns:w16cex="http://schemas.microsoft.com/office/word/2018/wordml/cex" xmlns:w16cid="http://schemas.microsoft.com/office/word/2016/wordml/cid" xmlns:w16="http://schemas.microsoft.com/office/word/2018/wordml" xmlns:w16du="http://schemas.microsoft.com/office/word/2023/wordml/word16du" xmlns:w16sdtdh="http://schemas.microsoft.com/office/word/2020/wordml/sdtdatahash" xmlns:w16se="http://schemas.microsoft.com/office/word/2015/wordml/symex" xmlns:wpg="http://schemas.microsoft.com/office/word/2010/wordprocessingGroup" xmlns:wpi="http://schemas.microsoft.com/office/word/2010/wordprocessingInk" xmlns:wne="http://schemas.microsoft.com/office/word/2006/wordml" xmlns:wps="http://schemas.microsoft.com/office/word/2010/wordprocessingShape" mc:Ignorable="w14 w15 w16se w16cid w16 w16cex w16sdtdh w16du wp14">
   <w:body>
     <w:p>
       <w:r>
@@ -8,7 +8,7 @@
           <w:noProof/>
         </w:rPr>
         <w:drawing>
-          <wp:anchor distT="0" distB="0" distL="114300" distR="114300" simplePos="0" relativeHeight="251663360" behindDoc="1" locked="0" layoutInCell="1" allowOverlap="1" wp14:anchorId="23F8D395" wp14:editId="50ECE5DC">
+          <wp:anchor distT="0" distB="0" distL="114300" distR="114300" simplePos="0" relativeHeight="251663360" behindDoc="1" locked="0" layoutInCell="1" allowOverlap="1" wp14:anchorId="23F8D395" wp14:editId="4D45645C">
             <wp:simplePos x="0" y="0"/>
             <wp:positionH relativeFrom="column">
               <wp:posOffset>-1252220</wp:posOffset>
@@ -74,7 +74,7 @@
           <w:noProof/>
         </w:rPr>
         <w:drawing>
-          <wp:anchor distT="0" distB="0" distL="114300" distR="114300" simplePos="0" relativeHeight="251665408" behindDoc="1" locked="0" layoutInCell="1" allowOverlap="1" wp14:anchorId="0046E935" wp14:editId="3F3E37BB">
+          <wp:anchor distT="0" distB="0" distL="114300" distR="114300" simplePos="0" relativeHeight="251665408" behindDoc="1" locked="0" layoutInCell="1" allowOverlap="1" wp14:anchorId="0046E935" wp14:editId="08129E09">
             <wp:simplePos x="0" y="0"/>
             <wp:positionH relativeFrom="column">
               <wp:posOffset>7150100</wp:posOffset>
@@ -1093,7 +1093,17 @@
                                 <w:szCs w:val="18"/>
                               </w:rPr>
                               <w:tab/>
-                              <w:t xml:space="preserve">          Cinta Negra 3</w:t>
+                              <w:t xml:space="preserve">          Cinta Negra </w:t>
+                            </w:r>
+                            <w:r>
+                              <w:rPr>
+                                <w:rFonts w:ascii="Dubai" w:eastAsia="Yu Gothic Medium" w:hAnsi="Dubai" w:cs="Dubai"/>
+                                <w:b/>
+                                <w:bCs/>
+                                <w:sz w:val="18"/>
+                                <w:szCs w:val="18"/>
+                              </w:rPr>
+                              <w:t>4</w:t>
                             </w:r>
                             <w:r>
                               <w:rPr>
@@ -1959,7 +1969,17 @@
                           <w:szCs w:val="18"/>
                         </w:rPr>
                         <w:tab/>
-                        <w:t xml:space="preserve">          Cinta Negra 3</w:t>
+                        <w:t xml:space="preserve">          Cinta Negra </w:t>
+                      </w:r>
+                      <w:r>
+                        <w:rPr>
+                          <w:rFonts w:ascii="Dubai" w:eastAsia="Yu Gothic Medium" w:hAnsi="Dubai" w:cs="Dubai"/>
+                          <w:b/>
+                          <w:bCs/>
+                          <w:sz w:val="18"/>
+                          <w:szCs w:val="18"/>
+                        </w:rPr>
+                        <w:t>4</w:t>
                       </w:r>
                       <w:r>
                         <w:rPr>
@@ -2110,7 +2130,7 @@
 </file>
 
 <file path=word/styles.xml><?xml version="1.0" encoding="utf-8"?>
-<w:styles xmlns:mc="http://schemas.openxmlformats.org/markup-compatibility/2006" xmlns:r="http://schemas.openxmlformats.org/officeDocument/2006/relationships" xmlns:w="http://schemas.openxmlformats.org/wordprocessingml/2006/main" xmlns:w14="http://schemas.microsoft.com/office/word/2010/wordml" xmlns:w15="http://schemas.microsoft.com/office/word/2012/wordml" xmlns:w16cex="http://schemas.microsoft.com/office/word/2018/wordml/cex" xmlns:w16cid="http://schemas.microsoft.com/office/word/2016/wordml/cid" xmlns:w16="http://schemas.microsoft.com/office/word/2018/wordml" xmlns:w16sdtdh="http://schemas.microsoft.com/office/word/2020/wordml/sdtdatahash" xmlns:w16se="http://schemas.microsoft.com/office/word/2015/wordml/symex" mc:Ignorable="w14 w15 w16se w16cid w16 w16cex w16sdtdh">
+<w:styles xmlns:mc="http://schemas.openxmlformats.org/markup-compatibility/2006" xmlns:r="http://schemas.openxmlformats.org/officeDocument/2006/relationships" xmlns:w="http://schemas.openxmlformats.org/wordprocessingml/2006/main" xmlns:w14="http://schemas.microsoft.com/office/word/2010/wordml" xmlns:w15="http://schemas.microsoft.com/office/word/2012/wordml" xmlns:w16cex="http://schemas.microsoft.com/office/word/2018/wordml/cex" xmlns:w16cid="http://schemas.microsoft.com/office/word/2016/wordml/cid" xmlns:w16="http://schemas.microsoft.com/office/word/2018/wordml" xmlns:w16du="http://schemas.microsoft.com/office/word/2023/wordml/word16du" xmlns:w16sdtdh="http://schemas.microsoft.com/office/word/2020/wordml/sdtdatahash" xmlns:w16se="http://schemas.microsoft.com/office/word/2015/wordml/symex" mc:Ignorable="w14 w15 w16se w16cid w16 w16cex w16sdtdh w16du">
   <w:docDefaults>
     <w:rPrDefault>
       <w:rPr>
